--- a/word_templates/template_分期业务批复.docx
+++ b/word_templates/template_分期业务批复.docx
@@ -963,85 +963,38 @@
       </w:r>
       <w:r>
         <w:rPr>
-          <w:rFonts w:ascii="Times New Roman" w:hAnsi="Times New Roman" w:cs="Times New Roman"/>
-          <w:color w:val="000000"/>
-          <w:szCs w:val="30"/>
-        </w:rPr>
-        <w:fldChar w:fldCharType="begin"/>
-      </w:r>
-      <w:r>
-        <w:rPr>
-          <w:rFonts w:ascii="Times New Roman" w:hAnsi="Times New Roman" w:cs="Times New Roman"/>
-          <w:color w:val="000000"/>
-          <w:szCs w:val="30"/>
-        </w:rPr>
-        <w:instrText xml:space="preserve"> MERGEFIELD </w:instrText>
-      </w:r>
-      <w:r>
-        <w:rPr>
-          <w:rFonts w:ascii="Times New Roman" w:hAnsi="Times New Roman" w:cs="Times New Roman"/>
-          <w:color w:val="000000"/>
-          <w:szCs w:val="30"/>
-        </w:rPr>
-        <w:instrText>剩余交易价款金额</w:instrText>
-      </w:r>
-      <w:r>
-        <w:rPr>
-          <w:rFonts w:ascii="Times New Roman" w:hAnsi="Times New Roman" w:cs="Times New Roman"/>
-          <w:color w:val="000000"/>
-          <w:szCs w:val="30"/>
-        </w:rPr>
-        <w:instrText xml:space="preserve"> </w:instrText>
-      </w:r>
-      <w:r>
-        <w:rPr>
-          <w:rFonts w:ascii="Times New Roman" w:hAnsi="Times New Roman" w:cs="Times New Roman"/>
-          <w:szCs w:val="32"/>
-        </w:rPr>
-        <w:instrText>\# #,##0.00</w:instrText>
-      </w:r>
-      <w:r>
-        <w:rPr>
-          <w:rFonts w:ascii="Times New Roman" w:hAnsi="Times New Roman" w:cs="Times New Roman"/>
-          <w:color w:val="000000"/>
-          <w:szCs w:val="30"/>
-        </w:rPr>
-        <w:fldChar w:fldCharType="separate"/>
-      </w:r>
-      <w:r>
-        <w:rPr>
-          <w:rFonts w:ascii="Times New Roman" w:hAnsi="Times New Roman" w:cs="Times New Roman"/>
-          <w:noProof/>
-          <w:color w:val="000000"/>
-          <w:szCs w:val="30"/>
-        </w:rPr>
-        <w:t>«</w:t>
-      </w:r>
-      <w:r>
-        <w:rPr>
-          <w:rFonts w:ascii="Times New Roman" w:hAnsi="Times New Roman" w:cs="Times New Roman"/>
-          <w:noProof/>
-          <w:color w:val="000000"/>
-          <w:szCs w:val="30"/>
-        </w:rPr>
-        <w:t>剩余交易价款金额</w:t>
-      </w:r>
-      <w:r>
-        <w:rPr>
-          <w:rFonts w:ascii="Times New Roman" w:hAnsi="Times New Roman" w:cs="Times New Roman"/>
-          <w:noProof/>
-          <w:color w:val="000000"/>
-          <w:szCs w:val="30"/>
-        </w:rPr>
-        <w:t>»</w:t>
-      </w:r>
-      <w:r>
-        <w:rPr>
-          <w:rFonts w:ascii="Times New Roman" w:hAnsi="Times New Roman" w:cs="Times New Roman"/>
-          <w:color w:val="000000"/>
-          <w:szCs w:val="30"/>
-        </w:rPr>
-        <w:fldChar w:fldCharType="end"/>
+          <w:rFonts w:ascii="Times New Roman" w:hAnsi="Times New Roman" w:cs="Times New Roman" w:hint="eastAsia"/>
+          <w:color w:val="000000"/>
+          <w:szCs w:val="30"/>
+        </w:rPr>
+        <w:t>{{</w:t>
+      </w:r>
+      <w:r>
+        <w:t xml:space="preserve"> </w:t>
+      </w:r>
+      <w:r>
+        <w:rPr>
+          <w:rFonts w:ascii="Times New Roman" w:hAnsi="Times New Roman" w:cs="Times New Roman"/>
+          <w:color w:val="000000"/>
+          <w:szCs w:val="30"/>
+        </w:rPr>
+        <w:t>remaining_amount</w:t>
+      </w:r>
+      <w:r>
+        <w:rPr>
+          <w:rFonts w:ascii="Times New Roman" w:hAnsi="Times New Roman" w:cs="Times New Roman" w:hint="eastAsia"/>
+          <w:color w:val="000000"/>
+          <w:szCs w:val="30"/>
+        </w:rPr>
+        <w:t xml:space="preserve"> </w:t>
+      </w:r>
+      <w:r>
+        <w:rPr>
+          <w:rFonts w:ascii="Times New Roman" w:hAnsi="Times New Roman" w:cs="Times New Roman" w:hint="eastAsia"/>
+          <w:color w:val="000000"/>
+          <w:szCs w:val="30"/>
+        </w:rPr>
+        <w:t>}}</w:t>
       </w:r>
       <w:r>
         <w:rPr>
@@ -7795,10 +7748,6 @@
 </file>
 
 <file path=customXml/item1.xml><?xml version="1.0" encoding="utf-8"?>
-<b:Sources xmlns:b="http://schemas.openxmlformats.org/officeDocument/2006/bibliography" xmlns="http://schemas.openxmlformats.org/officeDocument/2006/bibliography" SelectedStyle="\APASixthEditionOfficeOnline.xsl" StyleName="APA" Version="6"/>
-</file>
-
-<file path=customXml/item2.xml><?xml version="1.0" encoding="utf-8"?>
 <s:customData xmlns="http://www.wps.cn/officeDocument/2013/wpsCustomData" xmlns:s="http://www.wps.cn/officeDocument/2013/wpsCustomData">
   <customSectProps>
     <customSectPr/>
@@ -7809,18 +7758,22 @@
 </s:customData>
 </file>
 
+<file path=customXml/item2.xml><?xml version="1.0" encoding="utf-8"?>
+<b:Sources xmlns:b="http://schemas.openxmlformats.org/officeDocument/2006/bibliography" xmlns="http://schemas.openxmlformats.org/officeDocument/2006/bibliography" SelectedStyle="\APASixthEditionOfficeOnline.xsl" StyleName="APA" Version="6"/>
+</file>
+
 <file path=customXml/itemProps1.xml><?xml version="1.0" encoding="utf-8"?>
+<ds:datastoreItem xmlns:ds="http://schemas.openxmlformats.org/officeDocument/2006/customXml" ds:itemID="{B1977F7D-205B-4081-913C-38D41E755F92}">
+  <ds:schemaRefs>
+    <ds:schemaRef ds:uri="http://www.wps.cn/officeDocument/2013/wpsCustomData"/>
+  </ds:schemaRefs>
+</ds:datastoreItem>
+</file>
+
+<file path=customXml/itemProps2.xml><?xml version="1.0" encoding="utf-8"?>
 <ds:datastoreItem xmlns:ds="http://schemas.openxmlformats.org/officeDocument/2006/customXml" ds:itemID="{D7B8F6DC-0F30-41DF-B905-496814AB916A}">
   <ds:schemaRefs>
     <ds:schemaRef ds:uri="http://schemas.openxmlformats.org/officeDocument/2006/bibliography"/>
   </ds:schemaRefs>
 </ds:datastoreItem>
-</file>
-
-<file path=customXml/itemProps2.xml><?xml version="1.0" encoding="utf-8"?>
-<ds:datastoreItem xmlns:ds="http://schemas.openxmlformats.org/officeDocument/2006/customXml" ds:itemID="{B1977F7D-205B-4081-913C-38D41E755F92}">
-  <ds:schemaRefs>
-    <ds:schemaRef ds:uri="http://www.wps.cn/officeDocument/2013/wpsCustomData"/>
-  </ds:schemaRefs>
-</ds:datastoreItem>
 </file>
--- a/word_templates/template_分期业务批复.docx
+++ b/word_templates/template_分期业务批复.docx
@@ -69,13 +69,59 @@
           <w:szCs w:val="30"/>
         </w:rPr>
       </w:pPr>
-      <w:r>
-        <w:rPr>
-          <w:rFonts w:ascii="Times New Roman" w:hAnsi="Times New Roman" w:cs="Times New Roman"/>
-          <w:color w:val="000000"/>
-          <w:szCs w:val="30"/>
-        </w:rPr>
-        <w:t>{{ doc_full_no }}</w:t>
+      <w:proofErr w:type="gramStart"/>
+      <w:r>
+        <w:rPr>
+          <w:rFonts w:ascii="Times New Roman" w:hAnsi="Times New Roman" w:cs="Times New Roman"/>
+          <w:color w:val="000000"/>
+          <w:szCs w:val="30"/>
+        </w:rPr>
+        <w:t xml:space="preserve">{{ </w:t>
+      </w:r>
+      <w:proofErr w:type="spellStart"/>
+      <w:r>
+        <w:rPr>
+          <w:rFonts w:ascii="Times New Roman" w:hAnsi="Times New Roman" w:cs="Times New Roman"/>
+          <w:color w:val="000000"/>
+          <w:szCs w:val="30"/>
+        </w:rPr>
+        <w:t>doc</w:t>
+      </w:r>
+      <w:proofErr w:type="gramEnd"/>
+      <w:r>
+        <w:rPr>
+          <w:rFonts w:ascii="Times New Roman" w:hAnsi="Times New Roman" w:cs="Times New Roman"/>
+          <w:color w:val="000000"/>
+          <w:szCs w:val="30"/>
+        </w:rPr>
+        <w:t>_full_</w:t>
+      </w:r>
+      <w:proofErr w:type="gramStart"/>
+      <w:r>
+        <w:rPr>
+          <w:rFonts w:ascii="Times New Roman" w:hAnsi="Times New Roman" w:cs="Times New Roman"/>
+          <w:color w:val="000000"/>
+          <w:szCs w:val="30"/>
+        </w:rPr>
+        <w:t>no</w:t>
+      </w:r>
+      <w:proofErr w:type="spellEnd"/>
+      <w:r>
+        <w:rPr>
+          <w:rFonts w:ascii="Times New Roman" w:hAnsi="Times New Roman" w:cs="Times New Roman"/>
+          <w:color w:val="000000"/>
+          <w:szCs w:val="30"/>
+        </w:rPr>
+        <w:t xml:space="preserve"> }</w:t>
+      </w:r>
+      <w:proofErr w:type="gramEnd"/>
+      <w:r>
+        <w:rPr>
+          <w:rFonts w:ascii="Times New Roman" w:hAnsi="Times New Roman" w:cs="Times New Roman"/>
+          <w:color w:val="000000"/>
+          <w:szCs w:val="30"/>
+        </w:rPr>
+        <w:t>}</w:t>
       </w:r>
     </w:p>
     <w:p>
@@ -187,6 +233,7 @@
         </w:rPr>
         <w:t xml:space="preserve">{{ </w:t>
       </w:r>
+      <w:proofErr w:type="spellStart"/>
       <w:r>
         <w:rPr>
           <w:rFonts w:ascii="Times New Roman" w:eastAsia="方正小标宋简体" w:hAnsi="Times New Roman" w:cs="Times New Roman" w:hint="eastAsia"/>
@@ -201,7 +248,16 @@
           <w:sz w:val="44"/>
           <w:szCs w:val="44"/>
         </w:rPr>
-        <w:t>_name }}</w:t>
+        <w:t>_name</w:t>
+      </w:r>
+      <w:proofErr w:type="spellEnd"/>
+      <w:r>
+        <w:rPr>
+          <w:rFonts w:ascii="Times New Roman" w:eastAsia="方正小标宋简体" w:hAnsi="Times New Roman" w:cs="Times New Roman"/>
+          <w:sz w:val="44"/>
+          <w:szCs w:val="44"/>
+        </w:rPr>
+        <w:t xml:space="preserve"> }}</w:t>
       </w:r>
       <w:r>
         <w:rPr>
@@ -279,6 +335,7 @@
         </w:rPr>
         <w:t xml:space="preserve">    </w:t>
       </w:r>
+      <w:proofErr w:type="gramStart"/>
       <w:r>
         <w:rPr>
           <w:rFonts w:ascii="Times New Roman" w:hAnsi="Times New Roman" w:cs="Times New Roman"/>
@@ -287,6 +344,7 @@
         </w:rPr>
         <w:t>你部门</w:t>
       </w:r>
+      <w:proofErr w:type="gramEnd"/>
       <w:r>
         <w:rPr>
           <w:rFonts w:ascii="Times New Roman" w:hAnsi="Times New Roman" w:cs="Times New Roman"/>
@@ -317,7 +375,25 @@
           <w:color w:val="000000"/>
           <w:szCs w:val="30"/>
         </w:rPr>
-        <w:t>{{ report_name }}</w:t>
+        <w:t xml:space="preserve">{{ </w:t>
+      </w:r>
+      <w:proofErr w:type="spellStart"/>
+      <w:r>
+        <w:rPr>
+          <w:rFonts w:ascii="Times New Roman" w:hAnsi="Times New Roman" w:cs="Times New Roman"/>
+          <w:color w:val="000000"/>
+          <w:szCs w:val="30"/>
+        </w:rPr>
+        <w:t>report_name</w:t>
+      </w:r>
+      <w:proofErr w:type="spellEnd"/>
+      <w:r>
+        <w:rPr>
+          <w:rFonts w:ascii="Times New Roman" w:hAnsi="Times New Roman" w:cs="Times New Roman"/>
+          <w:color w:val="000000"/>
+          <w:szCs w:val="30"/>
+        </w:rPr>
+        <w:t xml:space="preserve"> }}</w:t>
       </w:r>
       <w:r>
         <w:rPr>
@@ -364,13 +440,29 @@
           <w:rFonts w:ascii="Times New Roman" w:hAnsi="Times New Roman" w:cs="Times New Roman"/>
           <w:szCs w:val="32"/>
         </w:rPr>
-        <w:t>{{ meeting_date }}</w:t>
-      </w:r>
+        <w:t xml:space="preserve">{{ </w:t>
+      </w:r>
+      <w:proofErr w:type="spellStart"/>
       <w:r>
         <w:rPr>
           <w:rFonts w:ascii="Times New Roman" w:hAnsi="Times New Roman" w:cs="Times New Roman"/>
           <w:szCs w:val="32"/>
         </w:rPr>
+        <w:t>meeting_date</w:t>
+      </w:r>
+      <w:proofErr w:type="spellEnd"/>
+      <w:r>
+        <w:rPr>
+          <w:rFonts w:ascii="Times New Roman" w:hAnsi="Times New Roman" w:cs="Times New Roman"/>
+          <w:szCs w:val="32"/>
+        </w:rPr>
+        <w:t xml:space="preserve"> }}</w:t>
+      </w:r>
+      <w:r>
+        <w:rPr>
+          <w:rFonts w:ascii="Times New Roman" w:hAnsi="Times New Roman" w:cs="Times New Roman"/>
+          <w:szCs w:val="32"/>
+        </w:rPr>
         <w:t>第</w:t>
       </w:r>
       <w:r>
@@ -378,7 +470,23 @@
           <w:rFonts w:ascii="Times New Roman" w:hAnsi="Times New Roman" w:cs="Times New Roman"/>
           <w:szCs w:val="32"/>
         </w:rPr>
-        <w:t>{{ meeting_seq }}</w:t>
+        <w:t xml:space="preserve">{{ </w:t>
+      </w:r>
+      <w:proofErr w:type="spellStart"/>
+      <w:r>
+        <w:rPr>
+          <w:rFonts w:ascii="Times New Roman" w:hAnsi="Times New Roman" w:cs="Times New Roman"/>
+          <w:szCs w:val="32"/>
+        </w:rPr>
+        <w:t>meeting_seq</w:t>
+      </w:r>
+      <w:proofErr w:type="spellEnd"/>
+      <w:r>
+        <w:rPr>
+          <w:rFonts w:ascii="Times New Roman" w:hAnsi="Times New Roman" w:cs="Times New Roman"/>
+          <w:szCs w:val="32"/>
+        </w:rPr>
+        <w:t xml:space="preserve"> }}</w:t>
       </w:r>
       <w:r>
         <w:rPr>
@@ -422,7 +530,25 @@
           <w:color w:val="000000"/>
           <w:szCs w:val="30"/>
         </w:rPr>
-        <w:t>{{ debtor_name }}</w:t>
+        <w:t xml:space="preserve">{{ </w:t>
+      </w:r>
+      <w:proofErr w:type="spellStart"/>
+      <w:r>
+        <w:rPr>
+          <w:rFonts w:ascii="Times New Roman" w:hAnsi="Times New Roman" w:cs="Times New Roman"/>
+          <w:color w:val="000000"/>
+          <w:szCs w:val="30"/>
+        </w:rPr>
+        <w:t>debtor_name</w:t>
+      </w:r>
+      <w:proofErr w:type="spellEnd"/>
+      <w:r>
+        <w:rPr>
+          <w:rFonts w:ascii="Times New Roman" w:hAnsi="Times New Roman" w:cs="Times New Roman"/>
+          <w:color w:val="000000"/>
+          <w:szCs w:val="30"/>
+        </w:rPr>
+        <w:t xml:space="preserve"> }}</w:t>
       </w:r>
       <w:r>
         <w:rPr>
@@ -438,7 +564,25 @@
           <w:color w:val="000000"/>
           <w:szCs w:val="30"/>
         </w:rPr>
-        <w:t>{{ debtor_count }}</w:t>
+        <w:t xml:space="preserve">{{ </w:t>
+      </w:r>
+      <w:proofErr w:type="spellStart"/>
+      <w:r>
+        <w:rPr>
+          <w:rFonts w:ascii="Times New Roman" w:hAnsi="Times New Roman" w:cs="Times New Roman"/>
+          <w:color w:val="000000"/>
+          <w:szCs w:val="30"/>
+        </w:rPr>
+        <w:t>debtor_count</w:t>
+      </w:r>
+      <w:proofErr w:type="spellEnd"/>
+      <w:r>
+        <w:rPr>
+          <w:rFonts w:ascii="Times New Roman" w:hAnsi="Times New Roman" w:cs="Times New Roman"/>
+          <w:color w:val="000000"/>
+          <w:szCs w:val="30"/>
+        </w:rPr>
+        <w:t xml:space="preserve"> }}</w:t>
       </w:r>
       <w:r>
         <w:rPr>
@@ -454,7 +598,25 @@
           <w:color w:val="000000"/>
           <w:szCs w:val="30"/>
         </w:rPr>
-        <w:t>{{ base_date }}</w:t>
+        <w:t xml:space="preserve">{{ </w:t>
+      </w:r>
+      <w:proofErr w:type="spellStart"/>
+      <w:r>
+        <w:rPr>
+          <w:rFonts w:ascii="Times New Roman" w:hAnsi="Times New Roman" w:cs="Times New Roman"/>
+          <w:color w:val="000000"/>
+          <w:szCs w:val="30"/>
+        </w:rPr>
+        <w:t>base_date</w:t>
+      </w:r>
+      <w:proofErr w:type="spellEnd"/>
+      <w:r>
+        <w:rPr>
+          <w:rFonts w:ascii="Times New Roman" w:hAnsi="Times New Roman" w:cs="Times New Roman"/>
+          <w:color w:val="000000"/>
+          <w:szCs w:val="30"/>
+        </w:rPr>
+        <w:t xml:space="preserve"> }}</w:t>
       </w:r>
       <w:r>
         <w:rPr>
@@ -470,7 +632,25 @@
           <w:color w:val="000000"/>
           <w:szCs w:val="30"/>
         </w:rPr>
-        <w:t>{{ principal_amount }}</w:t>
+        <w:t xml:space="preserve">{{ </w:t>
+      </w:r>
+      <w:proofErr w:type="spellStart"/>
+      <w:r>
+        <w:rPr>
+          <w:rFonts w:ascii="Times New Roman" w:hAnsi="Times New Roman" w:cs="Times New Roman"/>
+          <w:color w:val="000000"/>
+          <w:szCs w:val="30"/>
+        </w:rPr>
+        <w:t>principal_amount</w:t>
+      </w:r>
+      <w:proofErr w:type="spellEnd"/>
+      <w:r>
+        <w:rPr>
+          <w:rFonts w:ascii="Times New Roman" w:hAnsi="Times New Roman" w:cs="Times New Roman"/>
+          <w:color w:val="000000"/>
+          <w:szCs w:val="30"/>
+        </w:rPr>
+        <w:t xml:space="preserve"> }}</w:t>
       </w:r>
       <w:r>
         <w:rPr>
@@ -486,7 +666,25 @@
           <w:color w:val="000000"/>
           <w:szCs w:val="30"/>
         </w:rPr>
-        <w:t>{{ interest_amount }}</w:t>
+        <w:t xml:space="preserve">{{ </w:t>
+      </w:r>
+      <w:proofErr w:type="spellStart"/>
+      <w:r>
+        <w:rPr>
+          <w:rFonts w:ascii="Times New Roman" w:hAnsi="Times New Roman" w:cs="Times New Roman"/>
+          <w:color w:val="000000"/>
+          <w:szCs w:val="30"/>
+        </w:rPr>
+        <w:t>interest_amount</w:t>
+      </w:r>
+      <w:proofErr w:type="spellEnd"/>
+      <w:r>
+        <w:rPr>
+          <w:rFonts w:ascii="Times New Roman" w:hAnsi="Times New Roman" w:cs="Times New Roman"/>
+          <w:color w:val="000000"/>
+          <w:szCs w:val="30"/>
+        </w:rPr>
+        <w:t xml:space="preserve"> }}</w:t>
       </w:r>
       <w:r>
         <w:rPr>
@@ -502,7 +700,25 @@
           <w:color w:val="000000"/>
           <w:szCs w:val="30"/>
         </w:rPr>
-        <w:t>{{ other_fees_amount }}</w:t>
+        <w:t xml:space="preserve">{{ </w:t>
+      </w:r>
+      <w:proofErr w:type="spellStart"/>
+      <w:r>
+        <w:rPr>
+          <w:rFonts w:ascii="Times New Roman" w:hAnsi="Times New Roman" w:cs="Times New Roman"/>
+          <w:color w:val="000000"/>
+          <w:szCs w:val="30"/>
+        </w:rPr>
+        <w:t>other_fees_amount</w:t>
+      </w:r>
+      <w:proofErr w:type="spellEnd"/>
+      <w:r>
+        <w:rPr>
+          <w:rFonts w:ascii="Times New Roman" w:hAnsi="Times New Roman" w:cs="Times New Roman"/>
+          <w:color w:val="000000"/>
+          <w:szCs w:val="30"/>
+        </w:rPr>
+        <w:t xml:space="preserve"> }}</w:t>
       </w:r>
       <w:r>
         <w:rPr>
@@ -518,7 +734,25 @@
           <w:color w:val="000000"/>
           <w:szCs w:val="30"/>
         </w:rPr>
-        <w:t>{{ total_claim_amount }}</w:t>
+        <w:t xml:space="preserve">{{ </w:t>
+      </w:r>
+      <w:proofErr w:type="spellStart"/>
+      <w:r>
+        <w:rPr>
+          <w:rFonts w:ascii="Times New Roman" w:hAnsi="Times New Roman" w:cs="Times New Roman"/>
+          <w:color w:val="000000"/>
+          <w:szCs w:val="30"/>
+        </w:rPr>
+        <w:t>total_claim_amount</w:t>
+      </w:r>
+      <w:proofErr w:type="spellEnd"/>
+      <w:r>
+        <w:rPr>
+          <w:rFonts w:ascii="Times New Roman" w:hAnsi="Times New Roman" w:cs="Times New Roman"/>
+          <w:color w:val="000000"/>
+          <w:szCs w:val="30"/>
+        </w:rPr>
+        <w:t xml:space="preserve"> }}</w:t>
       </w:r>
       <w:r>
         <w:rPr>
@@ -534,7 +768,25 @@
           <w:color w:val="000000"/>
           <w:szCs w:val="30"/>
         </w:rPr>
-        <w:t>{{ reserve_price }}</w:t>
+        <w:t xml:space="preserve">{{ </w:t>
+      </w:r>
+      <w:proofErr w:type="spellStart"/>
+      <w:r>
+        <w:rPr>
+          <w:rFonts w:ascii="Times New Roman" w:hAnsi="Times New Roman" w:cs="Times New Roman"/>
+          <w:color w:val="000000"/>
+          <w:szCs w:val="30"/>
+        </w:rPr>
+        <w:t>reserve_price</w:t>
+      </w:r>
+      <w:proofErr w:type="spellEnd"/>
+      <w:r>
+        <w:rPr>
+          <w:rFonts w:ascii="Times New Roman" w:hAnsi="Times New Roman" w:cs="Times New Roman"/>
+          <w:color w:val="000000"/>
+          <w:szCs w:val="30"/>
+        </w:rPr>
+        <w:t xml:space="preserve"> }}</w:t>
       </w:r>
       <w:r>
         <w:rPr>
@@ -550,7 +802,25 @@
           <w:color w:val="000000"/>
           <w:szCs w:val="30"/>
         </w:rPr>
-        <w:t>{{ deposit_amount }}</w:t>
+        <w:t xml:space="preserve">{{ </w:t>
+      </w:r>
+      <w:proofErr w:type="spellStart"/>
+      <w:r>
+        <w:rPr>
+          <w:rFonts w:ascii="Times New Roman" w:hAnsi="Times New Roman" w:cs="Times New Roman"/>
+          <w:color w:val="000000"/>
+          <w:szCs w:val="30"/>
+        </w:rPr>
+        <w:t>deposit_amount</w:t>
+      </w:r>
+      <w:proofErr w:type="spellEnd"/>
+      <w:r>
+        <w:rPr>
+          <w:rFonts w:ascii="Times New Roman" w:hAnsi="Times New Roman" w:cs="Times New Roman"/>
+          <w:color w:val="000000"/>
+          <w:szCs w:val="30"/>
+        </w:rPr>
+        <w:t xml:space="preserve"> }}</w:t>
       </w:r>
       <w:r>
         <w:rPr>
@@ -637,7 +907,25 @@
           <w:color w:val="FF0000"/>
           <w:szCs w:val="30"/>
         </w:rPr>
-        <w:t>标的债权过渡期内产生的收益归受让方所有，过渡期内产生的费用由受让方承担。</w:t>
+        <w:t>标的债权过渡期内产生的</w:t>
+      </w:r>
+      <w:proofErr w:type="gramStart"/>
+      <w:r>
+        <w:rPr>
+          <w:rFonts w:ascii="Times New Roman" w:hAnsi="Times New Roman" w:cs="Times New Roman"/>
+          <w:color w:val="FF0000"/>
+          <w:szCs w:val="30"/>
+        </w:rPr>
+        <w:t>收益归受让方</w:t>
+      </w:r>
+      <w:proofErr w:type="gramEnd"/>
+      <w:r>
+        <w:rPr>
+          <w:rFonts w:ascii="Times New Roman" w:hAnsi="Times New Roman" w:cs="Times New Roman"/>
+          <w:color w:val="FF0000"/>
+          <w:szCs w:val="30"/>
+        </w:rPr>
+        <w:t>所有，过渡期内产生的费用由受让方承担。</w:t>
       </w:r>
     </w:p>
     <w:p>
@@ -824,7 +1112,25 @@
           <w:color w:val="000000"/>
           <w:szCs w:val="30"/>
         </w:rPr>
-        <w:t>{{ deposit_amount }}</w:t>
+        <w:t xml:space="preserve">{{ </w:t>
+      </w:r>
+      <w:proofErr w:type="spellStart"/>
+      <w:r>
+        <w:rPr>
+          <w:rFonts w:ascii="Times New Roman" w:hAnsi="Times New Roman" w:cs="Times New Roman"/>
+          <w:color w:val="000000"/>
+          <w:szCs w:val="30"/>
+        </w:rPr>
+        <w:t>deposit_amount</w:t>
+      </w:r>
+      <w:proofErr w:type="spellEnd"/>
+      <w:r>
+        <w:rPr>
+          <w:rFonts w:ascii="Times New Roman" w:hAnsi="Times New Roman" w:cs="Times New Roman"/>
+          <w:color w:val="000000"/>
+          <w:szCs w:val="30"/>
+        </w:rPr>
+        <w:t xml:space="preserve"> }}</w:t>
       </w:r>
       <w:r>
         <w:rPr>
@@ -972,6 +1278,7 @@
       <w:r>
         <w:t xml:space="preserve"> </w:t>
       </w:r>
+      <w:proofErr w:type="spellStart"/>
       <w:r>
         <w:rPr>
           <w:rFonts w:ascii="Times New Roman" w:hAnsi="Times New Roman" w:cs="Times New Roman"/>
@@ -980,6 +1287,7 @@
         </w:rPr>
         <w:t>remaining_amount</w:t>
       </w:r>
+      <w:proofErr w:type="spellEnd"/>
       <w:r>
         <w:rPr>
           <w:rFonts w:ascii="Times New Roman" w:hAnsi="Times New Roman" w:cs="Times New Roman" w:hint="eastAsia"/>
@@ -1064,7 +1372,25 @@
           <w:color w:val="EE0000"/>
           <w:szCs w:val="30"/>
         </w:rPr>
-        <w:t>{{ payment_months }}</w:t>
+        <w:t xml:space="preserve">{{ </w:t>
+      </w:r>
+      <w:proofErr w:type="spellStart"/>
+      <w:r>
+        <w:rPr>
+          <w:rFonts w:ascii="Times New Roman" w:hAnsi="Times New Roman" w:cs="Times New Roman"/>
+          <w:color w:val="EE0000"/>
+          <w:szCs w:val="30"/>
+        </w:rPr>
+        <w:t>payment_months</w:t>
+      </w:r>
+      <w:proofErr w:type="spellEnd"/>
+      <w:r>
+        <w:rPr>
+          <w:rFonts w:ascii="Times New Roman" w:hAnsi="Times New Roman" w:cs="Times New Roman"/>
+          <w:color w:val="EE0000"/>
+          <w:szCs w:val="30"/>
+        </w:rPr>
+        <w:t xml:space="preserve"> }}</w:t>
       </w:r>
       <w:r>
         <w:rPr>
@@ -1297,6 +1623,7 @@
         </w:rPr>
         <w:t xml:space="preserve"> </w:t>
       </w:r>
+      <w:proofErr w:type="spellStart"/>
       <w:r>
         <w:rPr>
           <w:rFonts w:ascii="Times New Roman" w:hAnsi="Times New Roman" w:cs="Times New Roman"/>
@@ -1311,7 +1638,16 @@
           <w:color w:val="000000"/>
           <w:szCs w:val="30"/>
         </w:rPr>
-        <w:t>_rate }}</w:t>
+        <w:t>_rate</w:t>
+      </w:r>
+      <w:proofErr w:type="spellEnd"/>
+      <w:r>
+        <w:rPr>
+          <w:rFonts w:ascii="Times New Roman" w:hAnsi="Times New Roman" w:cs="Times New Roman"/>
+          <w:color w:val="000000"/>
+          <w:szCs w:val="30"/>
+        </w:rPr>
+        <w:t xml:space="preserve"> }}</w:t>
       </w:r>
       <w:r>
         <w:rPr>
@@ -1483,7 +1819,25 @@
           <w:color w:val="FF0000"/>
           <w:szCs w:val="24"/>
         </w:rPr>
-        <w:t>资金占用期间指受让方支付每期剩余转让价款或资金占用费的间隔期限，即：上期支付日（</w:t>
+        <w:t>资金占用</w:t>
+      </w:r>
+      <w:proofErr w:type="gramStart"/>
+      <w:r>
+        <w:rPr>
+          <w:rFonts w:ascii="Times New Roman" w:hAnsi="Times New Roman" w:cs="Times New Roman"/>
+          <w:color w:val="FF0000"/>
+          <w:szCs w:val="24"/>
+        </w:rPr>
+        <w:t>期间指</w:t>
+      </w:r>
+      <w:proofErr w:type="gramEnd"/>
+      <w:r>
+        <w:rPr>
+          <w:rFonts w:ascii="Times New Roman" w:hAnsi="Times New Roman" w:cs="Times New Roman"/>
+          <w:color w:val="FF0000"/>
+          <w:szCs w:val="24"/>
+        </w:rPr>
+        <w:t>受让方支付每期剩余转让价款或资金占用费的间隔期限，即：上期支付日（</w:t>
       </w:r>
       <w:r>
         <w:rPr>
@@ -1870,7 +2224,23 @@
           <w:rFonts w:ascii="Times New Roman" w:hAnsi="Times New Roman" w:cs="Times New Roman"/>
           <w:szCs w:val="24"/>
         </w:rPr>
-        <w:t>过渡期内标的债权清收回款进入我公司指定账户，冲抵债权转让协议项下相关价款，</w:t>
+        <w:t>过渡期内标的债权清收回</w:t>
+      </w:r>
+      <w:proofErr w:type="gramStart"/>
+      <w:r>
+        <w:rPr>
+          <w:rFonts w:ascii="Times New Roman" w:hAnsi="Times New Roman" w:cs="Times New Roman"/>
+          <w:szCs w:val="24"/>
+        </w:rPr>
+        <w:t>款进入</w:t>
+      </w:r>
+      <w:proofErr w:type="gramEnd"/>
+      <w:r>
+        <w:rPr>
+          <w:rFonts w:ascii="Times New Roman" w:hAnsi="Times New Roman" w:cs="Times New Roman"/>
+          <w:szCs w:val="24"/>
+        </w:rPr>
+        <w:t>我公司指定账户，冲抵债权转让协议项下相关价款，</w:t>
       </w:r>
       <w:r>
         <w:rPr>
@@ -1926,7 +2296,7 @@
           <w:rFonts w:ascii="Times New Roman" w:hAnsi="Times New Roman" w:cs="Times New Roman"/>
           <w:szCs w:val="24"/>
         </w:rPr>
-        <w:t>受让方违反付款义务或其他约定，我公司有权上浮资金占用费率、另行处置标的债权并追究违约方赔偿责任。</w:t>
+        <w:t>受让方违反付款义务或其他约定，我公司有权另行处置标的债权并追究违约方赔偿责任。</w:t>
       </w:r>
     </w:p>
     <w:p>
@@ -1959,13 +2329,59 @@
         </w:rPr>
         <w:t>项目负责人：</w:t>
       </w:r>
-      <w:r>
-        <w:rPr>
-          <w:rFonts w:ascii="Times New Roman" w:hAnsi="Times New Roman" w:cs="Times New Roman"/>
-          <w:color w:val="000000"/>
-          <w:szCs w:val="30"/>
-        </w:rPr>
-        <w:t>{{ project_leaders }}</w:t>
+      <w:proofErr w:type="gramStart"/>
+      <w:r>
+        <w:rPr>
+          <w:rFonts w:ascii="Times New Roman" w:hAnsi="Times New Roman" w:cs="Times New Roman"/>
+          <w:color w:val="000000"/>
+          <w:szCs w:val="30"/>
+        </w:rPr>
+        <w:t xml:space="preserve">{{ </w:t>
+      </w:r>
+      <w:proofErr w:type="spellStart"/>
+      <w:r>
+        <w:rPr>
+          <w:rFonts w:ascii="Times New Roman" w:hAnsi="Times New Roman" w:cs="Times New Roman"/>
+          <w:color w:val="000000"/>
+          <w:szCs w:val="30"/>
+        </w:rPr>
+        <w:t>project</w:t>
+      </w:r>
+      <w:proofErr w:type="gramEnd"/>
+      <w:r>
+        <w:rPr>
+          <w:rFonts w:ascii="Times New Roman" w:hAnsi="Times New Roman" w:cs="Times New Roman"/>
+          <w:color w:val="000000"/>
+          <w:szCs w:val="30"/>
+        </w:rPr>
+        <w:t>_</w:t>
+      </w:r>
+      <w:proofErr w:type="gramStart"/>
+      <w:r>
+        <w:rPr>
+          <w:rFonts w:ascii="Times New Roman" w:hAnsi="Times New Roman" w:cs="Times New Roman"/>
+          <w:color w:val="000000"/>
+          <w:szCs w:val="30"/>
+        </w:rPr>
+        <w:t>leaders</w:t>
+      </w:r>
+      <w:proofErr w:type="spellEnd"/>
+      <w:r>
+        <w:rPr>
+          <w:rFonts w:ascii="Times New Roman" w:hAnsi="Times New Roman" w:cs="Times New Roman"/>
+          <w:color w:val="000000"/>
+          <w:szCs w:val="30"/>
+        </w:rPr>
+        <w:t xml:space="preserve"> }</w:t>
+      </w:r>
+      <w:proofErr w:type="gramEnd"/>
+      <w:r>
+        <w:rPr>
+          <w:rFonts w:ascii="Times New Roman" w:hAnsi="Times New Roman" w:cs="Times New Roman"/>
+          <w:color w:val="000000"/>
+          <w:szCs w:val="30"/>
+        </w:rPr>
+        <w:t>}</w:t>
       </w:r>
     </w:p>
     <w:p>
@@ -2047,13 +2463,41 @@
           <w:szCs w:val="30"/>
         </w:rPr>
       </w:pPr>
-      <w:r>
-        <w:rPr>
-          <w:rFonts w:ascii="Times New Roman" w:hAnsi="Times New Roman" w:cs="Times New Roman"/>
-          <w:color w:val="000000"/>
-          <w:szCs w:val="30"/>
-        </w:rPr>
-        <w:t>{{ approval_date }}</w:t>
+      <w:proofErr w:type="gramStart"/>
+      <w:r>
+        <w:rPr>
+          <w:rFonts w:ascii="Times New Roman" w:hAnsi="Times New Roman" w:cs="Times New Roman"/>
+          <w:color w:val="000000"/>
+          <w:szCs w:val="30"/>
+        </w:rPr>
+        <w:t xml:space="preserve">{{ </w:t>
+      </w:r>
+      <w:proofErr w:type="spellStart"/>
+      <w:r>
+        <w:rPr>
+          <w:rFonts w:ascii="Times New Roman" w:hAnsi="Times New Roman" w:cs="Times New Roman"/>
+          <w:color w:val="000000"/>
+          <w:szCs w:val="30"/>
+        </w:rPr>
+        <w:t>approval</w:t>
+      </w:r>
+      <w:proofErr w:type="gramEnd"/>
+      <w:r>
+        <w:rPr>
+          <w:rFonts w:ascii="Times New Roman" w:hAnsi="Times New Roman" w:cs="Times New Roman"/>
+          <w:color w:val="000000"/>
+          <w:szCs w:val="30"/>
+        </w:rPr>
+        <w:t>_date</w:t>
+      </w:r>
+      <w:proofErr w:type="spellEnd"/>
+      <w:r>
+        <w:rPr>
+          <w:rFonts w:ascii="Times New Roman" w:hAnsi="Times New Roman" w:cs="Times New Roman"/>
+          <w:color w:val="000000"/>
+          <w:szCs w:val="30"/>
+        </w:rPr>
+        <w:t xml:space="preserve"> }}</w:t>
       </w:r>
       <w:r>
         <w:rPr>
@@ -2142,7 +2586,25 @@
           <w:sz w:val="24"/>
           <w:szCs w:val="24"/>
         </w:rPr>
-        <w:t xml:space="preserve">{{ base_date }} </w:t>
+        <w:t xml:space="preserve">{{ </w:t>
+      </w:r>
+      <w:proofErr w:type="spellStart"/>
+      <w:r>
+        <w:rPr>
+          <w:rFonts w:ascii="Times New Roman" w:hAnsi="Times New Roman" w:cs="Times New Roman"/>
+          <w:sz w:val="24"/>
+          <w:szCs w:val="24"/>
+        </w:rPr>
+        <w:t>base_date</w:t>
+      </w:r>
+      <w:proofErr w:type="spellEnd"/>
+      <w:r>
+        <w:rPr>
+          <w:rFonts w:ascii="Times New Roman" w:hAnsi="Times New Roman" w:cs="Times New Roman"/>
+          <w:sz w:val="24"/>
+          <w:szCs w:val="24"/>
+        </w:rPr>
+        <w:t xml:space="preserve"> }} </w:t>
       </w:r>
       <w:r>
         <w:rPr>
@@ -7748,6 +8210,10 @@
 </file>
 
 <file path=customXml/item1.xml><?xml version="1.0" encoding="utf-8"?>
+<b:Sources xmlns:b="http://schemas.openxmlformats.org/officeDocument/2006/bibliography" xmlns="http://schemas.openxmlformats.org/officeDocument/2006/bibliography" SelectedStyle="\APASixthEditionOfficeOnline.xsl" StyleName="APA" Version="6"/>
+</file>
+
+<file path=customXml/item2.xml><?xml version="1.0" encoding="utf-8"?>
 <s:customData xmlns="http://www.wps.cn/officeDocument/2013/wpsCustomData" xmlns:s="http://www.wps.cn/officeDocument/2013/wpsCustomData">
   <customSectProps>
     <customSectPr/>
@@ -7758,22 +8224,18 @@
 </s:customData>
 </file>
 
-<file path=customXml/item2.xml><?xml version="1.0" encoding="utf-8"?>
-<b:Sources xmlns:b="http://schemas.openxmlformats.org/officeDocument/2006/bibliography" xmlns="http://schemas.openxmlformats.org/officeDocument/2006/bibliography" SelectedStyle="\APASixthEditionOfficeOnline.xsl" StyleName="APA" Version="6"/>
+<file path=customXml/itemProps1.xml><?xml version="1.0" encoding="utf-8"?>
+<ds:datastoreItem xmlns:ds="http://schemas.openxmlformats.org/officeDocument/2006/customXml" ds:itemID="{D7B8F6DC-0F30-41DF-B905-496814AB916A}">
+  <ds:schemaRefs>
+    <ds:schemaRef ds:uri="http://schemas.openxmlformats.org/officeDocument/2006/bibliography"/>
+  </ds:schemaRefs>
+</ds:datastoreItem>
 </file>
 
-<file path=customXml/itemProps1.xml><?xml version="1.0" encoding="utf-8"?>
+<file path=customXml/itemProps2.xml><?xml version="1.0" encoding="utf-8"?>
 <ds:datastoreItem xmlns:ds="http://schemas.openxmlformats.org/officeDocument/2006/customXml" ds:itemID="{B1977F7D-205B-4081-913C-38D41E755F92}">
   <ds:schemaRefs>
     <ds:schemaRef ds:uri="http://www.wps.cn/officeDocument/2013/wpsCustomData"/>
   </ds:schemaRefs>
 </ds:datastoreItem>
-</file>
-
-<file path=customXml/itemProps2.xml><?xml version="1.0" encoding="utf-8"?>
-<ds:datastoreItem xmlns:ds="http://schemas.openxmlformats.org/officeDocument/2006/customXml" ds:itemID="{D7B8F6DC-0F30-41DF-B905-496814AB916A}">
-  <ds:schemaRefs>
-    <ds:schemaRef ds:uri="http://schemas.openxmlformats.org/officeDocument/2006/bibliography"/>
-  </ds:schemaRefs>
-</ds:datastoreItem>
 </file>